--- a/tillsyn/A 15183-2023 tillsynsbegäran.docx
+++ b/tillsyn/A 15183-2023 tillsynsbegäran.docx
@@ -278,7 +278,7 @@
     <w:r>
       <w:tab/>
       <w:tab/>
-      <w:t>2026-06-18</w:t>
+      <w:t>2026-06-19</w:t>
       <w:br/>
       <w:br/>
     </w:r>

--- a/tillsyn/A 15183-2023 tillsynsbegäran.docx
+++ b/tillsyn/A 15183-2023 tillsynsbegäran.docx
@@ -278,7 +278,7 @@
     <w:r>
       <w:tab/>
       <w:tab/>
-      <w:t>2026-06-19</w:t>
+      <w:t>2026-06-20</w:t>
       <w:br/>
       <w:br/>
     </w:r>

--- a/tillsyn/A 15183-2023 tillsynsbegäran.docx
+++ b/tillsyn/A 15183-2023 tillsynsbegäran.docx
@@ -12,10 +12,7 @@
     </w:p>
     <w:p>
       <w:r>
-        <w:t>Detta dokument behandlar höga naturvärden i avverkningsanmälan A 15183-2023 i Norrköpings kommun som inkom 2023-03-31 och omfattar 2,4 ha.</w:t>
-      </w:r>
-      <w:r>
-        <w:t xml:space="preserve"> I Figur 1 visas fyndplatser för naturvårdsarter i området, som finns registrerade på Artportalen.</w:t>
+        <w:t>Denna tillsynsbegäran behandlar höga naturvärden i avverkningsanmälan A 15183-2023 i Norrköpings kommun som inkom 2023-03-31 och omfattar 2,4 ha.</w:t>
       </w:r>
     </w:p>
     <w:p>
@@ -63,7 +60,20 @@
         <w:spacing w:after="240"/>
       </w:pPr>
       <w:r>
-        <w:t>Figur 1. Fyndplatser för naturvårdsarter inom 18 meter från avverkningsanmälan (röd linje). Inom parentes anges rödlistekategorier, S för signalarter, Tför typiska arter och fridlysningsparagrafer i artskyddsförordningen.Markörer utan svart kant är placerade på fyndplatsen. Markörer med svart kant är placerade vid sidan av fyndplatsen och har ett svart streck som visar fyndplatsens exakta position. Kartans mittpunktskoordinat är N 6522362, E 568424 i SWEREF 99 TM.</w:t>
+        <w:t>Figur 1. Fyndplatser för naturvårdsarter inom 18 meter från avverkningsanmälan. Markörer utan svart kant är placerade på fyndplatsen. Markörer med svart kant är placerade vid sidan av fyndplatsen har ett svart streck som visar fyndplatsens exakta position. Kartans mittpunktskoordinat är N 6522362, E 568424 i SWEREF 99 TM.</w:t>
+      </w:r>
+    </w:p>
+    <w:p>
+      <w:r>
+        <w:t>Inom 18 meter från avverkningsanmälan finns fynd av 3 naturvårdsarter, varav 2 är rödlistade, 2 är typiska (T) och 1 är signalart (S): motaggsvamp (NT, T), vedskivlav (NT, T) och blomkålssvamp (S). Se Figur 1.</w:t>
+      </w:r>
+    </w:p>
+    <w:p>
+      <w:pPr>
+        <w:pStyle w:val="Heading1"/>
+      </w:pPr>
+      <w:r>
+        <w:t>Tillsynsbegäran</w:t>
       </w:r>
     </w:p>
     <w:p>
@@ -77,37 +87,16 @@
       </w:r>
     </w:p>
     <w:p>
-      <w:r>
-        <w:t>Nedan beskrivs fynd av naturvårdsarter som gjorts i det avverkningsanmälda området.</w:t>
-      </w:r>
-    </w:p>
-    <w:p>
       <w:pPr>
         <w:pStyle w:val="Heading1"/>
       </w:pPr>
       <w:r>
-        <w:t>Naturvårdsarter</w:t>
+        <w:t>Naturvårdsarter och fridlysta arter</w:t>
       </w:r>
     </w:p>
     <w:p>
       <w:r>
-        <w:t>Inom 18 meter från avverkningsanmälan har följande 3 naturvårdsarter hittats: motaggsvamp (NT, T), vedskivlav (NT, T) och blomkålssvamp (S). Av dessa är 2 rödlistade. För rödlistade arter har rödlistekategorin angivits inom parentes. Arter som är signalarter enligt Skogsstyrelsen har markerats med (S). Typiska arter inom Natura 2000 som är kopplade till skogsekosystem har markerats med (T).</w:t>
-      </w:r>
-    </w:p>
-    <w:p>
-      <w:r>
-        <w:t>De påträffade naturvårdsarterna är ett tydligt kvitto på att det rör sig om en skog med höga naturvärden.</w:t>
-      </w:r>
-    </w:p>
-    <w:p>
-      <w:r>
-        <w:rPr>
-          <w:b/>
-        </w:rPr>
-        <w:t xml:space="preserve">Blomkålssvamp </w:t>
-      </w:r>
-      <w:r>
-        <w:t>är en parasit och vednedbrytare som växer på rötter och basala stamdelar av tall, enstaka gånger även på lärk och gran. Träden är oftast mycket gamla, gärna 150–200 år eller äldre. När blomkålssvamp påträffas i skogslandskapet signalerar den vanligtvis skyddsvärda tallbestånd med höga naturvärden. Den är då främst knuten till gamla skogar, oftast tallnaturskogar och olika restbiotoper där det förekommer biologiskt gamla träd. Samtliga tallar med blomkålssvamp bör klassas som naturvårdsträd och lämnas som framtida ”evighetsträd” (Nitare &amp; Skogsstyrelsen, 2019).</w:t>
+        <w:t>Nedan följer beskrivningar av de naturvårdsarter och fridlysta arter som har sina livsmiljöer och växtplatser i den avverkningsanmälda skogen. De påträffade naturvårdsarterna är ett tydligt kvitto på att det rör sig om en skog med höga naturvärden.</w:t>
       </w:r>
     </w:p>
     <w:p>
@@ -148,6 +137,17 @@
       </w:r>
       <w:r>
         <w:t xml:space="preserve"> (SLU Artdatabanken, 2024).</w:t>
+      </w:r>
+    </w:p>
+    <w:p>
+      <w:r>
+        <w:rPr>
+          <w:b/>
+        </w:rPr>
+        <w:t xml:space="preserve">Blomkålssvamp </w:t>
+      </w:r>
+      <w:r>
+        <w:t>är en parasit och vednedbrytare som växer på rötter och basala stamdelar av tall, enstaka gånger även på lärk och gran. Träden är oftast mycket gamla, gärna 150–200 år eller äldre. När blomkålssvamp påträffas i skogslandskapet signalerar den vanligtvis skyddsvärda tallbestånd med höga naturvärden. Den är då främst knuten till gamla skogar, oftast tallnaturskogar och olika restbiotoper där det förekommer biologiskt gamla träd. Samtliga tallar med blomkålssvamp bör klassas som naturvårdsträd och lämnas som framtida ”evighetsträd” (Nitare &amp; Skogsstyrelsen, 2019).</w:t>
       </w:r>
     </w:p>
     <w:sectPr>
@@ -278,7 +278,7 @@
     <w:r>
       <w:tab/>
       <w:tab/>
-      <w:t>2026-06-20</w:t>
+      <w:t>2026-06-21</w:t>
       <w:br/>
       <w:br/>
     </w:r>

--- a/tillsyn/A 15183-2023 tillsynsbegäran.docx
+++ b/tillsyn/A 15183-2023 tillsynsbegäran.docx
@@ -278,7 +278,7 @@
     <w:r>
       <w:tab/>
       <w:tab/>
-      <w:t>2026-06-21</w:t>
+      <w:t>2026-06-22</w:t>
       <w:br/>
       <w:br/>
     </w:r>

--- a/tillsyn/A 15183-2023 tillsynsbegäran.docx
+++ b/tillsyn/A 15183-2023 tillsynsbegäran.docx
@@ -278,7 +278,7 @@
     <w:r>
       <w:tab/>
       <w:tab/>
-      <w:t>2026-06-22</w:t>
+      <w:t>2026-06-23</w:t>
       <w:br/>
       <w:br/>
     </w:r>

--- a/tillsyn/A 15183-2023 tillsynsbegäran.docx
+++ b/tillsyn/A 15183-2023 tillsynsbegäran.docx
@@ -278,7 +278,7 @@
     <w:r>
       <w:tab/>
       <w:tab/>
-      <w:t>2026-06-23</w:t>
+      <w:t>2026-06-24</w:t>
       <w:br/>
       <w:br/>
     </w:r>

--- a/tillsyn/A 15183-2023 tillsynsbegäran.docx
+++ b/tillsyn/A 15183-2023 tillsynsbegäran.docx
@@ -278,7 +278,7 @@
     <w:r>
       <w:tab/>
       <w:tab/>
-      <w:t>2026-06-24</w:t>
+      <w:t>2026-06-25</w:t>
       <w:br/>
       <w:br/>
     </w:r>

--- a/tillsyn/A 15183-2023 tillsynsbegäran.docx
+++ b/tillsyn/A 15183-2023 tillsynsbegäran.docx
@@ -278,7 +278,7 @@
     <w:r>
       <w:tab/>
       <w:tab/>
-      <w:t>2026-06-25</w:t>
+      <w:t>2026-06-26</w:t>
       <w:br/>
       <w:br/>
     </w:r>

--- a/tillsyn/A 15183-2023 tillsynsbegäran.docx
+++ b/tillsyn/A 15183-2023 tillsynsbegäran.docx
@@ -278,7 +278,7 @@
     <w:r>
       <w:tab/>
       <w:tab/>
-      <w:t>2026-06-26</w:t>
+      <w:t>2026-06-27</w:t>
       <w:br/>
       <w:br/>
     </w:r>

--- a/tillsyn/A 15183-2023 tillsynsbegäran.docx
+++ b/tillsyn/A 15183-2023 tillsynsbegäran.docx
@@ -278,7 +278,7 @@
     <w:r>
       <w:tab/>
       <w:tab/>
-      <w:t>2026-06-27</w:t>
+      <w:t>2026-06-28</w:t>
       <w:br/>
       <w:br/>
     </w:r>

--- a/tillsyn/A 15183-2023 tillsynsbegäran.docx
+++ b/tillsyn/A 15183-2023 tillsynsbegäran.docx
@@ -278,7 +278,7 @@
     <w:r>
       <w:tab/>
       <w:tab/>
-      <w:t>2026-06-28</w:t>
+      <w:t>2026-06-29</w:t>
       <w:br/>
       <w:br/>
     </w:r>

--- a/tillsyn/A 15183-2023 tillsynsbegäran.docx
+++ b/tillsyn/A 15183-2023 tillsynsbegäran.docx
@@ -278,7 +278,7 @@
     <w:r>
       <w:tab/>
       <w:tab/>
-      <w:t>2026-06-29</w:t>
+      <w:t>2026-06-30</w:t>
       <w:br/>
       <w:br/>
     </w:r>

--- a/tillsyn/A 15183-2023 tillsynsbegäran.docx
+++ b/tillsyn/A 15183-2023 tillsynsbegäran.docx
@@ -278,7 +278,7 @@
     <w:r>
       <w:tab/>
       <w:tab/>
-      <w:t>2026-06-30</w:t>
+      <w:t>2026-07-01</w:t>
       <w:br/>
       <w:br/>
     </w:r>

--- a/tillsyn/A 15183-2023 tillsynsbegäran.docx
+++ b/tillsyn/A 15183-2023 tillsynsbegäran.docx
@@ -278,7 +278,7 @@
     <w:r>
       <w:tab/>
       <w:tab/>
-      <w:t>2026-07-13</w:t>
+      <w:t>2026-07-14</w:t>
       <w:br/>
       <w:br/>
     </w:r>

--- a/tillsyn/A 15183-2023 tillsynsbegäran.docx
+++ b/tillsyn/A 15183-2023 tillsynsbegäran.docx
@@ -278,7 +278,7 @@
     <w:r>
       <w:tab/>
       <w:tab/>
-      <w:t>2026-07-14</w:t>
+      <w:t>2026-07-15</w:t>
       <w:br/>
       <w:br/>
     </w:r>

--- a/tillsyn/A 15183-2023 tillsynsbegäran.docx
+++ b/tillsyn/A 15183-2023 tillsynsbegäran.docx
@@ -278,7 +278,7 @@
     <w:r>
       <w:tab/>
       <w:tab/>
-      <w:t>2026-07-15</w:t>
+      <w:t>2026-07-16</w:t>
       <w:br/>
       <w:br/>
     </w:r>

--- a/tillsyn/A 15183-2023 tillsynsbegäran.docx
+++ b/tillsyn/A 15183-2023 tillsynsbegäran.docx
@@ -278,7 +278,7 @@
     <w:r>
       <w:tab/>
       <w:tab/>
-      <w:t>2026-07-16</w:t>
+      <w:t>2026-07-17</w:t>
       <w:br/>
       <w:br/>
     </w:r>

--- a/tillsyn/A 15183-2023 tillsynsbegäran.docx
+++ b/tillsyn/A 15183-2023 tillsynsbegäran.docx
@@ -278,7 +278,7 @@
     <w:r>
       <w:tab/>
       <w:tab/>
-      <w:t>2026-07-17</w:t>
+      <w:t>2026-07-18</w:t>
       <w:br/>
       <w:br/>
     </w:r>

--- a/tillsyn/A 15183-2023 tillsynsbegäran.docx
+++ b/tillsyn/A 15183-2023 tillsynsbegäran.docx
@@ -278,7 +278,7 @@
     <w:r>
       <w:tab/>
       <w:tab/>
-      <w:t>2026-07-18</w:t>
+      <w:t>2026-07-19</w:t>
       <w:br/>
       <w:br/>
     </w:r>

--- a/tillsyn/A 15183-2023 tillsynsbegäran.docx
+++ b/tillsyn/A 15183-2023 tillsynsbegäran.docx
@@ -278,7 +278,7 @@
     <w:r>
       <w:tab/>
       <w:tab/>
-      <w:t>2026-07-19</w:t>
+      <w:t>2026-07-20</w:t>
       <w:br/>
       <w:br/>
     </w:r>

--- a/tillsyn/A 15183-2023 tillsynsbegäran.docx
+++ b/tillsyn/A 15183-2023 tillsynsbegäran.docx
@@ -278,7 +278,7 @@
     <w:r>
       <w:tab/>
       <w:tab/>
-      <w:t>2026-07-20</w:t>
+      <w:t>2026-07-21</w:t>
       <w:br/>
       <w:br/>
     </w:r>

--- a/tillsyn/A 15183-2023 tillsynsbegäran.docx
+++ b/tillsyn/A 15183-2023 tillsynsbegäran.docx
@@ -278,7 +278,7 @@
     <w:r>
       <w:tab/>
       <w:tab/>
-      <w:t>2026-07-21</w:t>
+      <w:t>2026-07-22</w:t>
       <w:br/>
       <w:br/>
     </w:r>

--- a/tillsyn/A 15183-2023 tillsynsbegäran.docx
+++ b/tillsyn/A 15183-2023 tillsynsbegäran.docx
@@ -278,7 +278,7 @@
     <w:r>
       <w:tab/>
       <w:tab/>
-      <w:t>2026-07-22</w:t>
+      <w:t>2026-07-23</w:t>
       <w:br/>
       <w:br/>
     </w:r>

--- a/tillsyn/A 15183-2023 tillsynsbegäran.docx
+++ b/tillsyn/A 15183-2023 tillsynsbegäran.docx
@@ -278,7 +278,7 @@
     <w:r>
       <w:tab/>
       <w:tab/>
-      <w:t>2026-07-23</w:t>
+      <w:t>2026-07-24</w:t>
       <w:br/>
       <w:br/>
     </w:r>

--- a/tillsyn/A 15183-2023 tillsynsbegäran.docx
+++ b/tillsyn/A 15183-2023 tillsynsbegäran.docx
@@ -278,7 +278,7 @@
     <w:r>
       <w:tab/>
       <w:tab/>
-      <w:t>2026-07-24</w:t>
+      <w:t>2026-07-25</w:t>
       <w:br/>
       <w:br/>
     </w:r>

--- a/tillsyn/A 15183-2023 tillsynsbegäran.docx
+++ b/tillsyn/A 15183-2023 tillsynsbegäran.docx
@@ -278,7 +278,7 @@
     <w:r>
       <w:tab/>
       <w:tab/>
-      <w:t>2026-07-25</w:t>
+      <w:t>2026-07-26</w:t>
       <w:br/>
       <w:br/>
     </w:r>

--- a/tillsyn/A 15183-2023 tillsynsbegäran.docx
+++ b/tillsyn/A 15183-2023 tillsynsbegäran.docx
@@ -278,7 +278,7 @@
     <w:r>
       <w:tab/>
       <w:tab/>
-      <w:t>2026-07-26</w:t>
+      <w:t>2026-07-27</w:t>
       <w:br/>
       <w:br/>
     </w:r>

--- a/tillsyn/A 15183-2023 tillsynsbegäran.docx
+++ b/tillsyn/A 15183-2023 tillsynsbegäran.docx
@@ -278,7 +278,7 @@
     <w:r>
       <w:tab/>
       <w:tab/>
-      <w:t>2026-07-27</w:t>
+      <w:t>2026-07-28</w:t>
       <w:br/>
       <w:br/>
     </w:r>

--- a/tillsyn/A 15183-2023 tillsynsbegäran.docx
+++ b/tillsyn/A 15183-2023 tillsynsbegäran.docx
@@ -278,7 +278,7 @@
     <w:r>
       <w:tab/>
       <w:tab/>
-      <w:t>2026-07-28</w:t>
+      <w:t>2026-07-29</w:t>
       <w:br/>
       <w:br/>
     </w:r>

--- a/tillsyn/A 15183-2023 tillsynsbegäran.docx
+++ b/tillsyn/A 15183-2023 tillsynsbegäran.docx
@@ -278,7 +278,7 @@
     <w:r>
       <w:tab/>
       <w:tab/>
-      <w:t>2026-07-29</w:t>
+      <w:t>2026-07-30</w:t>
       <w:br/>
       <w:br/>
     </w:r>

--- a/tillsyn/A 15183-2023 tillsynsbegäran.docx
+++ b/tillsyn/A 15183-2023 tillsynsbegäran.docx
@@ -278,7 +278,7 @@
     <w:r>
       <w:tab/>
       <w:tab/>
-      <w:t>2026-07-30</w:t>
+      <w:t>2026-07-31</w:t>
       <w:br/>
       <w:br/>
     </w:r>

--- a/tillsyn/A 15183-2023 tillsynsbegäran.docx
+++ b/tillsyn/A 15183-2023 tillsynsbegäran.docx
@@ -278,7 +278,7 @@
     <w:r>
       <w:tab/>
       <w:tab/>
-      <w:t>2026-07-31</w:t>
+      <w:t>2026-08-01</w:t>
       <w:br/>
       <w:br/>
     </w:r>

--- a/tillsyn/A 15183-2023 tillsynsbegäran.docx
+++ b/tillsyn/A 15183-2023 tillsynsbegäran.docx
@@ -278,7 +278,7 @@
     <w:r>
       <w:tab/>
       <w:tab/>
-      <w:t>2026-08-01</w:t>
+      <w:t>2026-08-02</w:t>
       <w:br/>
       <w:br/>
     </w:r>

--- a/tillsyn/A 15183-2023 tillsynsbegäran.docx
+++ b/tillsyn/A 15183-2023 tillsynsbegäran.docx
@@ -278,7 +278,7 @@
     <w:r>
       <w:tab/>
       <w:tab/>
-      <w:t>2026-08-02</w:t>
+      <w:t>2026-08-03</w:t>
       <w:br/>
       <w:br/>
     </w:r>

--- a/tillsyn/A 15183-2023 tillsynsbegäran.docx
+++ b/tillsyn/A 15183-2023 tillsynsbegäran.docx
@@ -278,7 +278,7 @@
     <w:r>
       <w:tab/>
       <w:tab/>
-      <w:t>2026-08-03</w:t>
+      <w:t>2026-08-05</w:t>
       <w:br/>
       <w:br/>
     </w:r>

--- a/tillsyn/A 15183-2023 tillsynsbegäran.docx
+++ b/tillsyn/A 15183-2023 tillsynsbegäran.docx
@@ -278,7 +278,7 @@
     <w:r>
       <w:tab/>
       <w:tab/>
-      <w:t>2026-08-05</w:t>
+      <w:t>2026-08-07</w:t>
       <w:br/>
       <w:br/>
     </w:r>

--- a/tillsyn/A 15183-2023 tillsynsbegäran.docx
+++ b/tillsyn/A 15183-2023 tillsynsbegäran.docx
@@ -278,7 +278,7 @@
     <w:r>
       <w:tab/>
       <w:tab/>
-      <w:t>2026-08-07</w:t>
+      <w:t>2026-08-08</w:t>
       <w:br/>
       <w:br/>
     </w:r>

--- a/tillsyn/A 15183-2023 tillsynsbegäran.docx
+++ b/tillsyn/A 15183-2023 tillsynsbegäran.docx
@@ -60,7 +60,7 @@
         <w:spacing w:after="240"/>
       </w:pPr>
       <w:r>
-        <w:t>Figur 1. Fyndplatser för naturvårdsarter inom 18 meter från avverkningsanmälan. Markörer utan svart kant är placerade på fyndplatsen. Markörer med svart kant är placerade vid sidan av fyndplatsen har ett svart streck som visar fyndplatsens exakta position. Kartans mittpunktskoordinat är N 6522362, E 568424 i SWEREF 99 TM.</w:t>
+        <w:t>Figur 1. Fyndplatser för naturvårdsarter inom 18 meter från avverkningsanmälan. Markörer utan svart kant är placerade på fyndplatsen. Markörer med svart kant är placerade vid sidan av fyndplatsen och har ett svart streck som visar fyndplatsens exakta position. Kartans mittpunktskoordinat är N 6522362, E 568424 i SWEREF 99 TM.</w:t>
       </w:r>
     </w:p>
     <w:p>
@@ -278,7 +278,7 @@
     <w:r>
       <w:tab/>
       <w:tab/>
-      <w:t>2026-08-14</w:t>
+      <w:t>2026-08-15</w:t>
       <w:br/>
       <w:br/>
     </w:r>

--- a/tillsyn/A 15183-2023 tillsynsbegäran.docx
+++ b/tillsyn/A 15183-2023 tillsynsbegäran.docx
@@ -278,7 +278,7 @@
     <w:r>
       <w:tab/>
       <w:tab/>
-      <w:t>2026-08-15</w:t>
+      <w:t>2026-08-16</w:t>
       <w:br/>
       <w:br/>
     </w:r>

--- a/tillsyn/A 15183-2023 tillsynsbegäran.docx
+++ b/tillsyn/A 15183-2023 tillsynsbegäran.docx
@@ -278,7 +278,7 @@
     <w:r>
       <w:tab/>
       <w:tab/>
-      <w:t>2026-08-16</w:t>
+      <w:t>2026-08-17</w:t>
       <w:br/>
       <w:br/>
     </w:r>

--- a/tillsyn/A 15183-2023 tillsynsbegäran.docx
+++ b/tillsyn/A 15183-2023 tillsynsbegäran.docx
@@ -278,7 +278,7 @@
     <w:r>
       <w:tab/>
       <w:tab/>
-      <w:t>2026-08-17</w:t>
+      <w:t>2026-08-18</w:t>
       <w:br/>
       <w:br/>
     </w:r>

--- a/tillsyn/A 15183-2023 tillsynsbegäran.docx
+++ b/tillsyn/A 15183-2023 tillsynsbegäran.docx
@@ -278,7 +278,7 @@
     <w:r>
       <w:tab/>
       <w:tab/>
-      <w:t>2026-08-18</w:t>
+      <w:t>2026-08-19</w:t>
       <w:br/>
       <w:br/>
     </w:r>

--- a/tillsyn/A 15183-2023 tillsynsbegäran.docx
+++ b/tillsyn/A 15183-2023 tillsynsbegäran.docx
@@ -278,7 +278,7 @@
     <w:r>
       <w:tab/>
       <w:tab/>
-      <w:t>2026-08-19</w:t>
+      <w:t>2026-08-20</w:t>
       <w:br/>
       <w:br/>
     </w:r>

--- a/tillsyn/A 15183-2023 tillsynsbegäran.docx
+++ b/tillsyn/A 15183-2023 tillsynsbegäran.docx
@@ -278,7 +278,7 @@
     <w:r>
       <w:tab/>
       <w:tab/>
-      <w:t>2026-08-20</w:t>
+      <w:t>2026-08-21</w:t>
       <w:br/>
       <w:br/>
     </w:r>

--- a/tillsyn/A 15183-2023 tillsynsbegäran.docx
+++ b/tillsyn/A 15183-2023 tillsynsbegäran.docx
@@ -278,7 +278,7 @@
     <w:r>
       <w:tab/>
       <w:tab/>
-      <w:t>2026-08-21</w:t>
+      <w:t>2026-08-22</w:t>
       <w:br/>
       <w:br/>
     </w:r>

--- a/tillsyn/A 15183-2023 tillsynsbegäran.docx
+++ b/tillsyn/A 15183-2023 tillsynsbegäran.docx
@@ -278,7 +278,7 @@
     <w:r>
       <w:tab/>
       <w:tab/>
-      <w:t>2026-08-22</w:t>
+      <w:t>2026-08-23</w:t>
       <w:br/>
       <w:br/>
     </w:r>

--- a/tillsyn/A 15183-2023 tillsynsbegäran.docx
+++ b/tillsyn/A 15183-2023 tillsynsbegäran.docx
@@ -278,7 +278,7 @@
     <w:r>
       <w:tab/>
       <w:tab/>
-      <w:t>2026-08-23</w:t>
+      <w:t>2026-08-24</w:t>
       <w:br/>
       <w:br/>
     </w:r>

--- a/tillsyn/A 15183-2023 tillsynsbegäran.docx
+++ b/tillsyn/A 15183-2023 tillsynsbegäran.docx
@@ -278,7 +278,7 @@
     <w:r>
       <w:tab/>
       <w:tab/>
-      <w:t>2026-08-24</w:t>
+      <w:t>2026-08-25</w:t>
       <w:br/>
       <w:br/>
     </w:r>

--- a/tillsyn/A 15183-2023 tillsynsbegäran.docx
+++ b/tillsyn/A 15183-2023 tillsynsbegäran.docx
@@ -278,7 +278,7 @@
     <w:r>
       <w:tab/>
       <w:tab/>
-      <w:t>2026-08-25</w:t>
+      <w:t>2026-08-26</w:t>
       <w:br/>
       <w:br/>
     </w:r>

--- a/tillsyn/A 15183-2023 tillsynsbegäran.docx
+++ b/tillsyn/A 15183-2023 tillsynsbegäran.docx
@@ -278,7 +278,7 @@
     <w:r>
       <w:tab/>
       <w:tab/>
-      <w:t>2026-08-26</w:t>
+      <w:t>2026-08-27</w:t>
       <w:br/>
       <w:br/>
     </w:r>

--- a/tillsyn/A 15183-2023 tillsynsbegäran.docx
+++ b/tillsyn/A 15183-2023 tillsynsbegäran.docx
@@ -278,7 +278,7 @@
     <w:r>
       <w:tab/>
       <w:tab/>
-      <w:t>2026-08-27</w:t>
+      <w:t>2026-08-28</w:t>
       <w:br/>
       <w:br/>
     </w:r>

--- a/tillsyn/A 15183-2023 tillsynsbegäran.docx
+++ b/tillsyn/A 15183-2023 tillsynsbegäran.docx
@@ -278,7 +278,7 @@
     <w:r>
       <w:tab/>
       <w:tab/>
-      <w:t>2026-08-28</w:t>
+      <w:t>2026-08-29</w:t>
       <w:br/>
       <w:br/>
     </w:r>

--- a/tillsyn/A 15183-2023 tillsynsbegäran.docx
+++ b/tillsyn/A 15183-2023 tillsynsbegäran.docx
@@ -278,7 +278,7 @@
     <w:r>
       <w:tab/>
       <w:tab/>
-      <w:t>2026-08-29</w:t>
+      <w:t>2026-08-31</w:t>
       <w:br/>
       <w:br/>
     </w:r>

--- a/tillsyn/A 15183-2023 tillsynsbegäran.docx
+++ b/tillsyn/A 15183-2023 tillsynsbegäran.docx
@@ -278,7 +278,7 @@
     <w:r>
       <w:tab/>
       <w:tab/>
-      <w:t>2026-08-31</w:t>
+      <w:t>2026-09-01</w:t>
       <w:br/>
       <w:br/>
     </w:r>

--- a/tillsyn/A 15183-2023 tillsynsbegäran.docx
+++ b/tillsyn/A 15183-2023 tillsynsbegäran.docx
@@ -278,7 +278,7 @@
     <w:r>
       <w:tab/>
       <w:tab/>
-      <w:t>2026-09-01</w:t>
+      <w:t>2026-09-02</w:t>
       <w:br/>
       <w:br/>
     </w:r>

--- a/tillsyn/A 15183-2023 tillsynsbegäran.docx
+++ b/tillsyn/A 15183-2023 tillsynsbegäran.docx
@@ -278,7 +278,7 @@
     <w:r>
       <w:tab/>
       <w:tab/>
-      <w:t>2026-09-02</w:t>
+      <w:t>2026-09-03</w:t>
       <w:br/>
       <w:br/>
     </w:r>

--- a/tillsyn/A 15183-2023 tillsynsbegäran.docx
+++ b/tillsyn/A 15183-2023 tillsynsbegäran.docx
@@ -278,7 +278,7 @@
     <w:r>
       <w:tab/>
       <w:tab/>
-      <w:t>2026-09-03</w:t>
+      <w:t>2026-09-04</w:t>
       <w:br/>
       <w:br/>
     </w:r>

--- a/tillsyn/A 15183-2023 tillsynsbegäran.docx
+++ b/tillsyn/A 15183-2023 tillsynsbegäran.docx
@@ -278,7 +278,7 @@
     <w:r>
       <w:tab/>
       <w:tab/>
-      <w:t>2026-09-04</w:t>
+      <w:t>2026-09-05</w:t>
       <w:br/>
       <w:br/>
     </w:r>
